--- a/documentation/Campus_Coupon_Activity_3_3_Completed_System_Design.docx
+++ b/documentation/Campus_Coupon_Activity_3_3_Completed_System_Design.docx
@@ -1,6 +1,6 @@
 
 <file path=word/document.xml><?xml version="1.0" encoding="utf-8"?>
-<w:document xmlns:wpc="http://schemas.microsoft.com/office/word/2010/wordprocessingCanvas" xmlns:cx="http://schemas.microsoft.com/office/drawing/2014/chartex" xmlns:cx1="http://schemas.microsoft.com/office/drawing/2015/9/8/chartex" xmlns:cx2="http://schemas.microsoft.com/office/drawing/2015/10/21/chartex" xmlns:cx3="http://schemas.microsoft.com/office/drawing/2016/5/9/chartex" xmlns:cx4="http://schemas.microsoft.com/office/drawing/2016/5/10/chartex" xmlns:cx5="http://schemas.microsoft.com/office/drawing/2016/5/11/chartex" xmlns:cx6="http://schemas.microsoft.com/office/drawing/2016/5/12/chartex" xmlns:cx7="http://schemas.microsoft.com/office/drawing/2016/5/13/chartex" xmlns:cx8="http://schemas.microsoft.com/office/drawing/2016/5/14/chartex" xmlns:mc="http://schemas.openxmlformats.org/markup-compatibility/2006" xmlns:aink="http://schemas.microsoft.com/office/drawing/2016/ink" xmlns:am3d="http://schemas.microsoft.com/office/drawing/2017/model3d" xmlns:o="urn:schemas-microsoft-com:office:office" xmlns:oel="http://schemas.microsoft.com/office/2019/extlst" xmlns:r="http://schemas.openxmlformats.org/officeDocument/2006/relationships" xmlns:m="http://schemas.openxmlformats.org/officeDocument/2006/math" xmlns:v="urn:schemas-microsoft-com:vml" xmlns:wp14="http://schemas.microsoft.com/office/word/2010/wordprocessingDrawing" xmlns:wp="http://schemas.openxmlformats.org/drawingml/2006/wordprocessingDrawing" xmlns:w10="urn:schemas-microsoft-com:office:word" xmlns:w="http://schemas.openxmlformats.org/wordprocessingml/2006/main" xmlns:w14="http://schemas.microsoft.com/office/word/2010/wordml" xmlns:w15="http://schemas.microsoft.com/office/word/2012/wordml" xmlns:w16cex="http://schemas.microsoft.com/office/word/2018/wordml/cex" xmlns:w16cid="http://schemas.microsoft.com/office/word/2016/wordml/cid" xmlns:w16="http://schemas.microsoft.com/office/word/2018/wordml" xmlns:w16du="http://schemas.microsoft.com/office/word/2023/wordml/word16du" xmlns:w16sdtdh="http://schemas.microsoft.com/office/word/2020/wordml/sdtdatahash" xmlns:w16sdtfl="http://schemas.microsoft.com/office/word/2024/wordml/sdtformatlock" xmlns:w16se="http://schemas.microsoft.com/office/word/2015/wordml/symex" xmlns:wpg="http://schemas.microsoft.com/office/word/2010/wordprocessingGroup" xmlns:wpi="http://schemas.microsoft.com/office/word/2010/wordprocessingInk" xmlns:wne="http://schemas.microsoft.com/office/word/2006/wordml" xmlns:wps="http://schemas.microsoft.com/office/word/2010/wordprocessingShape" mc:Ignorable="w14 w15 w16se w16cid w16 w16cex w16sdtdh w16sdtfl w16du wp14">
+<w:document xmlns:wpc="http://schemas.microsoft.com/office/word/2010/wordprocessingCanvas" xmlns:cx="http://schemas.microsoft.com/office/drawing/2014/chartex" xmlns:mc="http://schemas.openxmlformats.org/markup-compatibility/2006" xmlns:o="urn:schemas-microsoft-com:office:office" xmlns:r="http://schemas.openxmlformats.org/officeDocument/2006/relationships" xmlns:m="http://schemas.openxmlformats.org/officeDocument/2006/math" xmlns:v="urn:schemas-microsoft-com:vml" xmlns:wp14="http://schemas.microsoft.com/office/word/2010/wordprocessingDrawing" xmlns:wp="http://schemas.openxmlformats.org/drawingml/2006/wordprocessingDrawing" xmlns:w10="urn:schemas-microsoft-com:office:word" xmlns:w="http://schemas.openxmlformats.org/wordprocessingml/2006/main" xmlns:w14="http://schemas.microsoft.com/office/word/2010/wordml" xmlns:w15="http://schemas.microsoft.com/office/word/2012/wordml" xmlns:w16se="http://schemas.microsoft.com/office/word/2015/wordml/symex" xmlns:wpg="http://schemas.microsoft.com/office/word/2010/wordprocessingGroup" xmlns:wpi="http://schemas.microsoft.com/office/word/2010/wordprocessingInk" xmlns:wne="http://schemas.microsoft.com/office/word/2006/wordml" xmlns:wps="http://schemas.microsoft.com/office/word/2010/wordprocessingShape" mc:Ignorable="w14 w15 w16se wp14">
   <w:body>
     <w:p>
       <w:pPr>
@@ -255,7 +255,13 @@
               <w:rPr>
                 <w:sz w:val="18"/>
               </w:rPr>
-              <w:t>Correct actors and system functions are reflected in mobile and web interfaces.</w:t>
+              <w:t xml:space="preserve">Correct actors </w:t>
+            </w:r>
+            <w:r>
+              <w:rPr>
+                <w:sz w:val="18"/>
+              </w:rPr>
+              <w:t>and system functions are reflected in mobile and web interfaces.</w:t>
             </w:r>
           </w:p>
         </w:tc>
@@ -321,7 +327,13 @@
               <w:rPr>
                 <w:sz w:val="18"/>
               </w:rPr>
-              <w:t>Flutter and ASP.NET operate as parts of one integrated system using the agreed backend services.</w:t>
+              <w:t xml:space="preserve">Flutter and ASP.NET operate as parts of one integrated system </w:t>
+            </w:r>
+            <w:r>
+              <w:rPr>
+                <w:sz w:val="18"/>
+              </w:rPr>
+              <w:t>using the agreed backend services.</w:t>
             </w:r>
           </w:p>
         </w:tc>
@@ -615,7 +627,13 @@
               <w:rPr>
                 <w:sz w:val="18"/>
               </w:rPr>
-              <w:t>Create a new user account where registration is supported.</w:t>
+              <w:t xml:space="preserve">Create a new user </w:t>
+            </w:r>
+            <w:r>
+              <w:rPr>
+                <w:sz w:val="18"/>
+              </w:rPr>
+              <w:t>account where registration is supported.</w:t>
             </w:r>
           </w:p>
         </w:tc>
@@ -1056,7 +1074,13 @@
               <w:rPr>
                 <w:sz w:val="18"/>
               </w:rPr>
-              <w:t>View event details</w:t>
+              <w:t>View even</w:t>
+            </w:r>
+            <w:r>
+              <w:rPr>
+                <w:sz w:val="18"/>
+              </w:rPr>
+              <w:t>t details</w:t>
             </w:r>
           </w:p>
         </w:tc>
@@ -1225,7 +1249,13 @@
               <w:rPr>
                 <w:sz w:val="18"/>
               </w:rPr>
-              <w:t>Provide application preferences and account actions.</w:t>
+              <w:t xml:space="preserve">Provide application preferences and </w:t>
+            </w:r>
+            <w:r>
+              <w:rPr>
+                <w:sz w:val="18"/>
+              </w:rPr>
+              <w:t>account actions.</w:t>
             </w:r>
           </w:p>
         </w:tc>
@@ -1392,7 +1422,13 @@
               <w:rPr>
                 <w:sz w:val="18"/>
               </w:rPr>
-              <w:t>Staff/admin authentication</w:t>
+              <w:t xml:space="preserve">Staff/admin </w:t>
+            </w:r>
+            <w:r>
+              <w:rPr>
+                <w:sz w:val="18"/>
+              </w:rPr>
+              <w:t>authentication</w:t>
             </w:r>
           </w:p>
         </w:tc>
@@ -1684,7 +1720,13 @@
               <w:rPr>
                 <w:sz w:val="18"/>
               </w:rPr>
-              <w:t>Create and manage campus events.</w:t>
+              <w:t>Creat</w:t>
+            </w:r>
+            <w:r>
+              <w:rPr>
+                <w:sz w:val="18"/>
+              </w:rPr>
+              <w:t>e and manage campus events.</w:t>
             </w:r>
           </w:p>
         </w:tc>
@@ -1998,7 +2040,13 @@
               <w:rPr>
                 <w:sz w:val="18"/>
               </w:rPr>
-              <w:t>Logo, email/username field, password field, Login button, Register link, Forgot Password link</w:t>
+              <w:t>Logo, email/username field, password</w:t>
+            </w:r>
+            <w:r>
+              <w:rPr>
+                <w:sz w:val="18"/>
+              </w:rPr>
+              <w:t xml:space="preserve"> field, Login button, Register link, Forgot Password link</w:t>
             </w:r>
           </w:p>
         </w:tc>
@@ -2139,7 +2187,13 @@
               <w:rPr>
                 <w:sz w:val="18"/>
               </w:rPr>
-              <w:t>Coupon title, description, validity/conditions, relevant information, Redeem/Use button</w:t>
+              <w:t xml:space="preserve">Coupon </w:t>
+            </w:r>
+            <w:r>
+              <w:rPr>
+                <w:sz w:val="18"/>
+              </w:rPr>
+              <w:t>title, description, validity/conditions, relevant information, Redeem/Use button</w:t>
             </w:r>
           </w:p>
         </w:tc>
@@ -2233,7 +2287,13 @@
               <w:rPr>
                 <w:sz w:val="18"/>
               </w:rPr>
-              <w:t>Coupon identifier/QR or supported redemption mechanism, confirmation action, result message</w:t>
+              <w:t xml:space="preserve">Coupon identifier/QR or supported redemption </w:t>
+            </w:r>
+            <w:r>
+              <w:rPr>
+                <w:sz w:val="18"/>
+              </w:rPr>
+              <w:t>mechanism, confirmation action, result message</w:t>
             </w:r>
           </w:p>
         </w:tc>
@@ -2446,6 +2506,7 @@
       <w:r>
         <w:rPr>
           <w:noProof/>
+          <w:lang w:val="en-ZA" w:eastAsia="en-ZA"/>
         </w:rPr>
         <w:lastRenderedPageBreak/>
         <w:drawing>
@@ -2502,8 +2563,8 @@
         <w:tblLook w:val="04A0" w:firstRow="1" w:lastRow="0" w:firstColumn="1" w:lastColumn="0" w:noHBand="0" w:noVBand="1"/>
       </w:tblPr>
       <w:tblGrid>
-        <w:gridCol w:w="3355"/>
-        <w:gridCol w:w="3358"/>
+        <w:gridCol w:w="3356"/>
+        <w:gridCol w:w="3357"/>
         <w:gridCol w:w="3357"/>
       </w:tblGrid>
       <w:tr>
@@ -2573,7 +2634,13 @@
               <w:rPr>
                 <w:sz w:val="18"/>
               </w:rPr>
-              <w:t>Staff Login</w:t>
+              <w:t xml:space="preserve">Staff </w:t>
+            </w:r>
+            <w:r>
+              <w:rPr>
+                <w:sz w:val="18"/>
+              </w:rPr>
+              <w:t>Login</w:t>
             </w:r>
           </w:p>
         </w:tc>
@@ -2728,7 +2795,13 @@
               <w:rPr>
                 <w:sz w:val="18"/>
               </w:rPr>
-              <w:t>Coupon information form, status/management actions</w:t>
+              <w:t xml:space="preserve">Coupon </w:t>
+            </w:r>
+            <w:r>
+              <w:rPr>
+                <w:sz w:val="18"/>
+              </w:rPr>
+              <w:t>information form, status/management actions</w:t>
             </w:r>
           </w:p>
         </w:tc>
@@ -2855,7 +2928,13 @@
               <w:rPr>
                 <w:sz w:val="18"/>
               </w:rPr>
-              <w:t>Event Details</w:t>
+              <w:t xml:space="preserve">Event </w:t>
+            </w:r>
+            <w:r>
+              <w:rPr>
+                <w:sz w:val="18"/>
+              </w:rPr>
+              <w:t>Details</w:t>
             </w:r>
           </w:p>
         </w:tc>
@@ -2985,10 +3064,14 @@
     </w:tbl>
     <w:p>
       <w:r>
+        <w:lastRenderedPageBreak/>
+        <w:t xml:space="preserve"> </w:t>
+      </w:r>
+      <w:r>
         <w:rPr>
           <w:noProof/>
+          <w:lang w:val="en-ZA" w:eastAsia="en-ZA"/>
         </w:rPr>
-        <w:lastRenderedPageBreak/>
         <w:drawing>
           <wp:inline distT="0" distB="0" distL="0" distR="0" wp14:anchorId="394745CF" wp14:editId="5A873019">
             <wp:extent cx="6400800" cy="4267200"/>
@@ -3025,13 +3108,31 @@
           </wp:inline>
         </w:drawing>
       </w:r>
+      <w:bookmarkStart w:id="0" w:name="_GoBack"/>
+      <w:bookmarkEnd w:id="0"/>
+    </w:p>
+    <w:p>
+      <w:hyperlink r:id="rId10" w:history="1">
+        <w:r>
+          <w:rPr>
+            <w:rStyle w:val="Hyperlink"/>
+          </w:rPr>
+          <w:t>https://www.figma.com/make/wggWE5DZWn9D0rJScsH27Z/Create-Navigation-Screen?code-node-id=0-6&amp;p=f&amp;t=bE8lUVyEqnNapGrv-0&amp;fullscreen=1</w:t>
+        </w:r>
+      </w:hyperlink>
+      <w:r>
+        <w:t xml:space="preserve"> </w:t>
+      </w:r>
     </w:p>
     <w:p>
       <w:pPr>
         <w:pStyle w:val="Heading1"/>
       </w:pPr>
       <w:r>
-        <w:t>Step 5 – Show Navigation Between Screens</w:t>
+        <w:t xml:space="preserve">Step 5 – Show Navigation Between </w:t>
+      </w:r>
+      <w:r>
+        <w:t>Screens</w:t>
       </w:r>
     </w:p>
     <w:p/>
@@ -3124,19 +3225,11 @@
             <w:vAlign w:val="center"/>
           </w:tcPr>
           <w:p>
-            <w:proofErr w:type="gramStart"/>
-            <w:r>
-              <w:rPr>
-                <w:sz w:val="18"/>
-              </w:rPr>
-              <w:t>Continue</w:t>
-            </w:r>
-            <w:proofErr w:type="gramEnd"/>
-            <w:r>
-              <w:rPr>
-                <w:sz w:val="18"/>
-              </w:rPr>
-              <w:t xml:space="preserve"> or authenticated session detected</w:t>
+            <w:r>
+              <w:rPr>
+                <w:sz w:val="18"/>
+              </w:rPr>
+              <w:t>Continue or authenticated session detected</w:t>
             </w:r>
           </w:p>
         </w:tc>
@@ -4139,7 +4232,13 @@
               <w:rPr>
                 <w:sz w:val="18"/>
               </w:rPr>
-              <w:t>User redeems/uses a coupon</w:t>
+              <w:t>Use</w:t>
+            </w:r>
+            <w:r>
+              <w:rPr>
+                <w:sz w:val="18"/>
+              </w:rPr>
+              <w:t>r redeems/uses a coupon</w:t>
             </w:r>
           </w:p>
         </w:tc>
@@ -4233,7 +4332,13 @@
               <w:rPr>
                 <w:sz w:val="18"/>
               </w:rPr>
-              <w:t>User updates supported profile information</w:t>
+              <w:t>User updates supported profile informati</w:t>
+            </w:r>
+            <w:r>
+              <w:rPr>
+                <w:sz w:val="18"/>
+              </w:rPr>
+              <w:t>on</w:t>
             </w:r>
           </w:p>
         </w:tc>
@@ -4525,7 +4630,13 @@
               <w:rPr>
                 <w:sz w:val="18"/>
               </w:rPr>
-              <w:t>Supported event attributes in the approved ERD</w:t>
+              <w:t xml:space="preserve">Supported </w:t>
+            </w:r>
+            <w:r>
+              <w:rPr>
+                <w:sz w:val="18"/>
+              </w:rPr>
+              <w:t>event attributes in the approved ERD</w:t>
             </w:r>
           </w:p>
         </w:tc>
@@ -4619,7 +4730,13 @@
               <w:rPr>
                 <w:sz w:val="18"/>
               </w:rPr>
-              <w:t>Supported transaction attributes in the approved ERD</w:t>
+              <w:t xml:space="preserve">Supported transaction attributes </w:t>
+            </w:r>
+            <w:r>
+              <w:rPr>
+                <w:sz w:val="18"/>
+              </w:rPr>
+              <w:t>in the approved ERD</w:t>
             </w:r>
           </w:p>
         </w:tc>
@@ -4777,7 +4894,13 @@
               <w:rPr>
                 <w:sz w:val="18"/>
               </w:rPr>
-              <w:t>Use Case Diagram</w:t>
+              <w:t>Use</w:t>
+            </w:r>
+            <w:r>
+              <w:rPr>
+                <w:sz w:val="18"/>
+              </w:rPr>
+              <w:t xml:space="preserve"> Case Diagram</w:t>
             </w:r>
           </w:p>
         </w:tc>
@@ -4857,7 +4980,13 @@
               <w:rPr>
                 <w:sz w:val="18"/>
               </w:rPr>
-              <w:t>Redemption/transaction information is represented using the approved database structure.</w:t>
+              <w:t>Redemption/transaction information is represented using the</w:t>
+            </w:r>
+            <w:r>
+              <w:rPr>
+                <w:sz w:val="18"/>
+              </w:rPr>
+              <w:t xml:space="preserve"> approved database structure.</w:t>
             </w:r>
           </w:p>
         </w:tc>
@@ -4936,7 +5065,7 @@
       </w:pPr>
     </w:p>
     <w:sectPr>
-      <w:footerReference w:type="default" r:id="rId10"/>
+      <w:footerReference w:type="default" r:id="rId11"/>
       <w:pgSz w:w="12240" w:h="15840"/>
       <w:pgMar w:top="1008" w:right="1080" w:bottom="1008" w:left="1080" w:header="720" w:footer="720" w:gutter="0"/>
       <w:cols w:space="720"/>
@@ -4947,7 +5076,7 @@
 </file>
 
 <file path=word/endnotes.xml><?xml version="1.0" encoding="utf-8"?>
-<w:endnotes xmlns:wpc="http://schemas.microsoft.com/office/word/2010/wordprocessingCanvas" xmlns:cx="http://schemas.microsoft.com/office/drawing/2014/chartex" xmlns:cx1="http://schemas.microsoft.com/office/drawing/2015/9/8/chartex" xmlns:cx2="http://schemas.microsoft.com/office/drawing/2015/10/21/chartex" xmlns:cx3="http://schemas.microsoft.com/office/drawing/2016/5/9/chartex" xmlns:cx4="http://schemas.microsoft.com/office/drawing/2016/5/10/chartex" xmlns:cx5="http://schemas.microsoft.com/office/drawing/2016/5/11/chartex" xmlns:cx6="http://schemas.microsoft.com/office/drawing/2016/5/12/chartex" xmlns:cx7="http://schemas.microsoft.com/office/drawing/2016/5/13/chartex" xmlns:cx8="http://schemas.microsoft.com/office/drawing/2016/5/14/chartex" xmlns:mc="http://schemas.openxmlformats.org/markup-compatibility/2006" xmlns:aink="http://schemas.microsoft.com/office/drawing/2016/ink" xmlns:am3d="http://schemas.microsoft.com/office/drawing/2017/model3d" xmlns:o="urn:schemas-microsoft-com:office:office" xmlns:oel="http://schemas.microsoft.com/office/2019/extlst" xmlns:r="http://schemas.openxmlformats.org/officeDocument/2006/relationships" xmlns:m="http://schemas.openxmlformats.org/officeDocument/2006/math" xmlns:v="urn:schemas-microsoft-com:vml" xmlns:wp14="http://schemas.microsoft.com/office/word/2010/wordprocessingDrawing" xmlns:wp="http://schemas.openxmlformats.org/drawingml/2006/wordprocessingDrawing" xmlns:w10="urn:schemas-microsoft-com:office:word" xmlns:w="http://schemas.openxmlformats.org/wordprocessingml/2006/main" xmlns:w14="http://schemas.microsoft.com/office/word/2010/wordml" xmlns:w15="http://schemas.microsoft.com/office/word/2012/wordml" xmlns:w16cex="http://schemas.microsoft.com/office/word/2018/wordml/cex" xmlns:w16cid="http://schemas.microsoft.com/office/word/2016/wordml/cid" xmlns:w16="http://schemas.microsoft.com/office/word/2018/wordml" xmlns:w16du="http://schemas.microsoft.com/office/word/2023/wordml/word16du" xmlns:w16sdtdh="http://schemas.microsoft.com/office/word/2020/wordml/sdtdatahash" xmlns:w16sdtfl="http://schemas.microsoft.com/office/word/2024/wordml/sdtformatlock" xmlns:w16se="http://schemas.microsoft.com/office/word/2015/wordml/symex" xmlns:wpg="http://schemas.microsoft.com/office/word/2010/wordprocessingGroup" xmlns:wpi="http://schemas.microsoft.com/office/word/2010/wordprocessingInk" xmlns:wne="http://schemas.microsoft.com/office/word/2006/wordml" xmlns:wps="http://schemas.microsoft.com/office/word/2010/wordprocessingShape" mc:Ignorable="w14 w15 w16se w16cid w16 w16cex w16sdtdh w16sdtfl w16du wp14">
+<w:endnotes xmlns:wpc="http://schemas.microsoft.com/office/word/2010/wordprocessingCanvas" xmlns:cx="http://schemas.microsoft.com/office/drawing/2014/chartex" xmlns:mc="http://schemas.openxmlformats.org/markup-compatibility/2006" xmlns:o="urn:schemas-microsoft-com:office:office" xmlns:r="http://schemas.openxmlformats.org/officeDocument/2006/relationships" xmlns:m="http://schemas.openxmlformats.org/officeDocument/2006/math" xmlns:v="urn:schemas-microsoft-com:vml" xmlns:wp14="http://schemas.microsoft.com/office/word/2010/wordprocessingDrawing" xmlns:wp="http://schemas.openxmlformats.org/drawingml/2006/wordprocessingDrawing" xmlns:w10="urn:schemas-microsoft-com:office:word" xmlns:w="http://schemas.openxmlformats.org/wordprocessingml/2006/main" xmlns:w14="http://schemas.microsoft.com/office/word/2010/wordml" xmlns:w15="http://schemas.microsoft.com/office/word/2012/wordml" xmlns:w16se="http://schemas.microsoft.com/office/word/2015/wordml/symex" xmlns:wpg="http://schemas.microsoft.com/office/word/2010/wordprocessingGroup" xmlns:wpi="http://schemas.microsoft.com/office/word/2010/wordprocessingInk" xmlns:wne="http://schemas.microsoft.com/office/word/2006/wordml" xmlns:wps="http://schemas.microsoft.com/office/word/2010/wordprocessingShape" mc:Ignorable="w14 w15 w16se wp14">
   <w:endnote w:type="separator" w:id="-1">
     <w:p>
       <w:pPr>
@@ -4972,7 +5101,7 @@
 </file>
 
 <file path=word/footer1.xml><?xml version="1.0" encoding="utf-8"?>
-<w:ftr xmlns:wpc="http://schemas.microsoft.com/office/word/2010/wordprocessingCanvas" xmlns:cx="http://schemas.microsoft.com/office/drawing/2014/chartex" xmlns:cx1="http://schemas.microsoft.com/office/drawing/2015/9/8/chartex" xmlns:cx2="http://schemas.microsoft.com/office/drawing/2015/10/21/chartex" xmlns:cx3="http://schemas.microsoft.com/office/drawing/2016/5/9/chartex" xmlns:cx4="http://schemas.microsoft.com/office/drawing/2016/5/10/chartex" xmlns:cx5="http://schemas.microsoft.com/office/drawing/2016/5/11/chartex" xmlns:cx6="http://schemas.microsoft.com/office/drawing/2016/5/12/chartex" xmlns:cx7="http://schemas.microsoft.com/office/drawing/2016/5/13/chartex" xmlns:cx8="http://schemas.microsoft.com/office/drawing/2016/5/14/chartex" xmlns:mc="http://schemas.openxmlformats.org/markup-compatibility/2006" xmlns:aink="http://schemas.microsoft.com/office/drawing/2016/ink" xmlns:am3d="http://schemas.microsoft.com/office/drawing/2017/model3d" xmlns:o="urn:schemas-microsoft-com:office:office" xmlns:oel="http://schemas.microsoft.com/office/2019/extlst" xmlns:r="http://schemas.openxmlformats.org/officeDocument/2006/relationships" xmlns:m="http://schemas.openxmlformats.org/officeDocument/2006/math" xmlns:v="urn:schemas-microsoft-com:vml" xmlns:wp14="http://schemas.microsoft.com/office/word/2010/wordprocessingDrawing" xmlns:wp="http://schemas.openxmlformats.org/drawingml/2006/wordprocessingDrawing" xmlns:w10="urn:schemas-microsoft-com:office:word" xmlns:w="http://schemas.openxmlformats.org/wordprocessingml/2006/main" xmlns:w14="http://schemas.microsoft.com/office/word/2010/wordml" xmlns:w15="http://schemas.microsoft.com/office/word/2012/wordml" xmlns:w16cex="http://schemas.microsoft.com/office/word/2018/wordml/cex" xmlns:w16cid="http://schemas.microsoft.com/office/word/2016/wordml/cid" xmlns:w16="http://schemas.microsoft.com/office/word/2018/wordml" xmlns:w16du="http://schemas.microsoft.com/office/word/2023/wordml/word16du" xmlns:w16sdtdh="http://schemas.microsoft.com/office/word/2020/wordml/sdtdatahash" xmlns:w16sdtfl="http://schemas.microsoft.com/office/word/2024/wordml/sdtformatlock" xmlns:w16se="http://schemas.microsoft.com/office/word/2015/wordml/symex" xmlns:wpg="http://schemas.microsoft.com/office/word/2010/wordprocessingGroup" xmlns:wpi="http://schemas.microsoft.com/office/word/2010/wordprocessingInk" xmlns:wne="http://schemas.microsoft.com/office/word/2006/wordml" xmlns:wps="http://schemas.microsoft.com/office/word/2010/wordprocessingShape" mc:Ignorable="w14 w15 w16se w16cid w16 w16cex w16sdtdh w16sdtfl w16du wp14">
+<w:ftr xmlns:wpc="http://schemas.microsoft.com/office/word/2010/wordprocessingCanvas" xmlns:cx="http://schemas.microsoft.com/office/drawing/2014/chartex" xmlns:mc="http://schemas.openxmlformats.org/markup-compatibility/2006" xmlns:o="urn:schemas-microsoft-com:office:office" xmlns:r="http://schemas.openxmlformats.org/officeDocument/2006/relationships" xmlns:m="http://schemas.openxmlformats.org/officeDocument/2006/math" xmlns:v="urn:schemas-microsoft-com:vml" xmlns:wp14="http://schemas.microsoft.com/office/word/2010/wordprocessingDrawing" xmlns:wp="http://schemas.openxmlformats.org/drawingml/2006/wordprocessingDrawing" xmlns:w10="urn:schemas-microsoft-com:office:word" xmlns:w="http://schemas.openxmlformats.org/wordprocessingml/2006/main" xmlns:w14="http://schemas.microsoft.com/office/word/2010/wordml" xmlns:w15="http://schemas.microsoft.com/office/word/2012/wordml" xmlns:w16se="http://schemas.microsoft.com/office/word/2015/wordml/symex" xmlns:wpg="http://schemas.microsoft.com/office/word/2010/wordprocessingGroup" xmlns:wpi="http://schemas.microsoft.com/office/word/2010/wordprocessingInk" xmlns:wne="http://schemas.microsoft.com/office/word/2006/wordml" xmlns:wps="http://schemas.microsoft.com/office/word/2010/wordprocessingShape" mc:Ignorable="w14 w15 w16se wp14">
   <w:p>
     <w:pPr>
       <w:pStyle w:val="Footer"/>
@@ -4989,7 +5118,7 @@
 </file>
 
 <file path=word/footnotes.xml><?xml version="1.0" encoding="utf-8"?>
-<w:footnotes xmlns:wpc="http://schemas.microsoft.com/office/word/2010/wordprocessingCanvas" xmlns:cx="http://schemas.microsoft.com/office/drawing/2014/chartex" xmlns:cx1="http://schemas.microsoft.com/office/drawing/2015/9/8/chartex" xmlns:cx2="http://schemas.microsoft.com/office/drawing/2015/10/21/chartex" xmlns:cx3="http://schemas.microsoft.com/office/drawing/2016/5/9/chartex" xmlns:cx4="http://schemas.microsoft.com/office/drawing/2016/5/10/chartex" xmlns:cx5="http://schemas.microsoft.com/office/drawing/2016/5/11/chartex" xmlns:cx6="http://schemas.microsoft.com/office/drawing/2016/5/12/chartex" xmlns:cx7="http://schemas.microsoft.com/office/drawing/2016/5/13/chartex" xmlns:cx8="http://schemas.microsoft.com/office/drawing/2016/5/14/chartex" xmlns:mc="http://schemas.openxmlformats.org/markup-compatibility/2006" xmlns:aink="http://schemas.microsoft.com/office/drawing/2016/ink" xmlns:am3d="http://schemas.microsoft.com/office/drawing/2017/model3d" xmlns:o="urn:schemas-microsoft-com:office:office" xmlns:oel="http://schemas.microsoft.com/office/2019/extlst" xmlns:r="http://schemas.openxmlformats.org/officeDocument/2006/relationships" xmlns:m="http://schemas.openxmlformats.org/officeDocument/2006/math" xmlns:v="urn:schemas-microsoft-com:vml" xmlns:wp14="http://schemas.microsoft.com/office/word/2010/wordprocessingDrawing" xmlns:wp="http://schemas.openxmlformats.org/drawingml/2006/wordprocessingDrawing" xmlns:w10="urn:schemas-microsoft-com:office:word" xmlns:w="http://schemas.openxmlformats.org/wordprocessingml/2006/main" xmlns:w14="http://schemas.microsoft.com/office/word/2010/wordml" xmlns:w15="http://schemas.microsoft.com/office/word/2012/wordml" xmlns:w16cex="http://schemas.microsoft.com/office/word/2018/wordml/cex" xmlns:w16cid="http://schemas.microsoft.com/office/word/2016/wordml/cid" xmlns:w16="http://schemas.microsoft.com/office/word/2018/wordml" xmlns:w16du="http://schemas.microsoft.com/office/word/2023/wordml/word16du" xmlns:w16sdtdh="http://schemas.microsoft.com/office/word/2020/wordml/sdtdatahash" xmlns:w16sdtfl="http://schemas.microsoft.com/office/word/2024/wordml/sdtformatlock" xmlns:w16se="http://schemas.microsoft.com/office/word/2015/wordml/symex" xmlns:wpg="http://schemas.microsoft.com/office/word/2010/wordprocessingGroup" xmlns:wpi="http://schemas.microsoft.com/office/word/2010/wordprocessingInk" xmlns:wne="http://schemas.microsoft.com/office/word/2006/wordml" xmlns:wps="http://schemas.microsoft.com/office/word/2010/wordprocessingShape" mc:Ignorable="w14 w15 w16se w16cid w16 w16cex w16sdtdh w16sdtfl w16du wp14">
+<w:footnotes xmlns:wpc="http://schemas.microsoft.com/office/word/2010/wordprocessingCanvas" xmlns:cx="http://schemas.microsoft.com/office/drawing/2014/chartex" xmlns:mc="http://schemas.openxmlformats.org/markup-compatibility/2006" xmlns:o="urn:schemas-microsoft-com:office:office" xmlns:r="http://schemas.openxmlformats.org/officeDocument/2006/relationships" xmlns:m="http://schemas.openxmlformats.org/officeDocument/2006/math" xmlns:v="urn:schemas-microsoft-com:vml" xmlns:wp14="http://schemas.microsoft.com/office/word/2010/wordprocessingDrawing" xmlns:wp="http://schemas.openxmlformats.org/drawingml/2006/wordprocessingDrawing" xmlns:w10="urn:schemas-microsoft-com:office:word" xmlns:w="http://schemas.openxmlformats.org/wordprocessingml/2006/main" xmlns:w14="http://schemas.microsoft.com/office/word/2010/wordml" xmlns:w15="http://schemas.microsoft.com/office/word/2012/wordml" xmlns:w16se="http://schemas.microsoft.com/office/word/2015/wordml/symex" xmlns:wpg="http://schemas.microsoft.com/office/word/2010/wordprocessingGroup" xmlns:wpi="http://schemas.microsoft.com/office/word/2010/wordprocessingInk" xmlns:wne="http://schemas.microsoft.com/office/word/2006/wordml" xmlns:wps="http://schemas.microsoft.com/office/word/2010/wordprocessingShape" mc:Ignorable="w14 w15 w16se wp14">
   <w:footnote w:type="separator" w:id="-1">
     <w:p>
       <w:pPr>
@@ -5014,7 +5143,7 @@
 </file>
 
 <file path=word/numbering.xml><?xml version="1.0" encoding="utf-8"?>
-<w:numbering xmlns:wpc="http://schemas.microsoft.com/office/word/2010/wordprocessingCanvas" xmlns:cx="http://schemas.microsoft.com/office/drawing/2014/chartex" xmlns:cx1="http://schemas.microsoft.com/office/drawing/2015/9/8/chartex" xmlns:cx2="http://schemas.microsoft.com/office/drawing/2015/10/21/chartex" xmlns:cx3="http://schemas.microsoft.com/office/drawing/2016/5/9/chartex" xmlns:cx4="http://schemas.microsoft.com/office/drawing/2016/5/10/chartex" xmlns:cx5="http://schemas.microsoft.com/office/drawing/2016/5/11/chartex" xmlns:cx6="http://schemas.microsoft.com/office/drawing/2016/5/12/chartex" xmlns:cx7="http://schemas.microsoft.com/office/drawing/2016/5/13/chartex" xmlns:cx8="http://schemas.microsoft.com/office/drawing/2016/5/14/chartex" xmlns:mc="http://schemas.openxmlformats.org/markup-compatibility/2006" xmlns:aink="http://schemas.microsoft.com/office/drawing/2016/ink" xmlns:am3d="http://schemas.microsoft.com/office/drawing/2017/model3d" xmlns:o="urn:schemas-microsoft-com:office:office" xmlns:oel="http://schemas.microsoft.com/office/2019/extlst" xmlns:r="http://schemas.openxmlformats.org/officeDocument/2006/relationships" xmlns:m="http://schemas.openxmlformats.org/officeDocument/2006/math" xmlns:v="urn:schemas-microsoft-com:vml" xmlns:wp14="http://schemas.microsoft.com/office/word/2010/wordprocessingDrawing" xmlns:wp="http://schemas.openxmlformats.org/drawingml/2006/wordprocessingDrawing" xmlns:w10="urn:schemas-microsoft-com:office:word" xmlns:w="http://schemas.openxmlformats.org/wordprocessingml/2006/main" xmlns:w14="http://schemas.microsoft.com/office/word/2010/wordml" xmlns:w15="http://schemas.microsoft.com/office/word/2012/wordml" xmlns:w16cex="http://schemas.microsoft.com/office/word/2018/wordml/cex" xmlns:w16cid="http://schemas.microsoft.com/office/word/2016/wordml/cid" xmlns:w16="http://schemas.microsoft.com/office/word/2018/wordml" xmlns:w16du="http://schemas.microsoft.com/office/word/2023/wordml/word16du" xmlns:w16sdtdh="http://schemas.microsoft.com/office/word/2020/wordml/sdtdatahash" xmlns:w16sdtfl="http://schemas.microsoft.com/office/word/2024/wordml/sdtformatlock" xmlns:w16se="http://schemas.microsoft.com/office/word/2015/wordml/symex" xmlns:wpg="http://schemas.microsoft.com/office/word/2010/wordprocessingGroup" xmlns:wpi="http://schemas.microsoft.com/office/word/2010/wordprocessingInk" xmlns:wne="http://schemas.microsoft.com/office/word/2006/wordml" xmlns:wps="http://schemas.microsoft.com/office/word/2010/wordprocessingShape" mc:Ignorable="w14 w15 w16se w16cid w16 w16cex w16sdtdh w16sdtfl w16du wp14">
+<w:numbering xmlns:wpc="http://schemas.microsoft.com/office/word/2010/wordprocessingCanvas" xmlns:cx="http://schemas.microsoft.com/office/drawing/2014/chartex" xmlns:mc="http://schemas.openxmlformats.org/markup-compatibility/2006" xmlns:o="urn:schemas-microsoft-com:office:office" xmlns:r="http://schemas.openxmlformats.org/officeDocument/2006/relationships" xmlns:m="http://schemas.openxmlformats.org/officeDocument/2006/math" xmlns:v="urn:schemas-microsoft-com:vml" xmlns:wp14="http://schemas.microsoft.com/office/word/2010/wordprocessingDrawing" xmlns:wp="http://schemas.openxmlformats.org/drawingml/2006/wordprocessingDrawing" xmlns:w10="urn:schemas-microsoft-com:office:word" xmlns:w="http://schemas.openxmlformats.org/wordprocessingml/2006/main" xmlns:w14="http://schemas.microsoft.com/office/word/2010/wordml" xmlns:w15="http://schemas.microsoft.com/office/word/2012/wordml" xmlns:w16se="http://schemas.microsoft.com/office/word/2015/wordml/symex" xmlns:wpg="http://schemas.microsoft.com/office/word/2010/wordprocessingGroup" xmlns:wpi="http://schemas.microsoft.com/office/word/2010/wordprocessingInk" xmlns:wne="http://schemas.microsoft.com/office/word/2006/wordml" xmlns:wps="http://schemas.microsoft.com/office/word/2010/wordprocessingShape" mc:Ignorable="w14 w15 w16se wp14">
   <w:abstractNum w:abstractNumId="0" w15:restartNumberingAfterBreak="0">
     <w:nsid w:val="FFFFFF7C"/>
     <w:multiLevelType w:val="singleLevel"/>
@@ -5186,38 +5315,38 @@
       </w:rPr>
     </w:lvl>
   </w:abstractNum>
-  <w:num w:numId="1" w16cid:durableId="1986276889">
+  <w:num w:numId="1">
     <w:abstractNumId w:val="8"/>
   </w:num>
-  <w:num w:numId="2" w16cid:durableId="1976131832">
+  <w:num w:numId="2">
     <w:abstractNumId w:val="6"/>
   </w:num>
-  <w:num w:numId="3" w16cid:durableId="2132046371">
+  <w:num w:numId="3">
     <w:abstractNumId w:val="5"/>
   </w:num>
-  <w:num w:numId="4" w16cid:durableId="287708358">
+  <w:num w:numId="4">
     <w:abstractNumId w:val="4"/>
   </w:num>
-  <w:num w:numId="5" w16cid:durableId="1230264986">
+  <w:num w:numId="5">
     <w:abstractNumId w:val="7"/>
   </w:num>
-  <w:num w:numId="6" w16cid:durableId="186717126">
+  <w:num w:numId="6">
     <w:abstractNumId w:val="3"/>
   </w:num>
-  <w:num w:numId="7" w16cid:durableId="1932859126">
+  <w:num w:numId="7">
     <w:abstractNumId w:val="2"/>
   </w:num>
-  <w:num w:numId="8" w16cid:durableId="1567759364">
+  <w:num w:numId="8">
     <w:abstractNumId w:val="1"/>
   </w:num>
-  <w:num w:numId="9" w16cid:durableId="203250916">
+  <w:num w:numId="9">
     <w:abstractNumId w:val="0"/>
   </w:num>
 </w:numbering>
 </file>
 
 <file path=word/styles.xml><?xml version="1.0" encoding="utf-8"?>
-<w:styles xmlns:mc="http://schemas.openxmlformats.org/markup-compatibility/2006" xmlns:r="http://schemas.openxmlformats.org/officeDocument/2006/relationships" xmlns:w="http://schemas.openxmlformats.org/wordprocessingml/2006/main" xmlns:w14="http://schemas.microsoft.com/office/word/2010/wordml" xmlns:w15="http://schemas.microsoft.com/office/word/2012/wordml" xmlns:w16cex="http://schemas.microsoft.com/office/word/2018/wordml/cex" xmlns:w16cid="http://schemas.microsoft.com/office/word/2016/wordml/cid" xmlns:w16="http://schemas.microsoft.com/office/word/2018/wordml" xmlns:w16du="http://schemas.microsoft.com/office/word/2023/wordml/word16du" xmlns:w16sdtdh="http://schemas.microsoft.com/office/word/2020/wordml/sdtdatahash" xmlns:w16sdtfl="http://schemas.microsoft.com/office/word/2024/wordml/sdtformatlock" xmlns:w16se="http://schemas.microsoft.com/office/word/2015/wordml/symex" mc:Ignorable="w14 w15 w16se w16cid w16 w16cex w16sdtdh w16sdtfl w16du">
+<w:styles xmlns:mc="http://schemas.openxmlformats.org/markup-compatibility/2006" xmlns:r="http://schemas.openxmlformats.org/officeDocument/2006/relationships" xmlns:w="http://schemas.openxmlformats.org/wordprocessingml/2006/main" xmlns:w14="http://schemas.microsoft.com/office/word/2010/wordml" xmlns:w15="http://schemas.microsoft.com/office/word/2012/wordml" xmlns:w16se="http://schemas.microsoft.com/office/word/2015/wordml/symex" mc:Ignorable="w14 w15 w16se">
   <w:docDefaults>
     <w:rPrDefault>
       <w:rPr>
@@ -5233,7 +5362,7 @@
       </w:pPr>
     </w:pPrDefault>
   </w:docDefaults>
-  <w:latentStyles w:defLockedState="0" w:defUIPriority="99" w:defSemiHidden="0" w:defUnhideWhenUsed="0" w:defQFormat="0" w:count="376">
+  <w:latentStyles w:defLockedState="0" w:defUIPriority="99" w:defSemiHidden="0" w:defUnhideWhenUsed="0" w:defQFormat="0" w:count="371">
     <w:lsdException w:name="Normal" w:uiPriority="0" w:qFormat="1"/>
     <w:lsdException w:name="heading 1" w:uiPriority="9" w:qFormat="1"/>
     <w:lsdException w:name="heading 2" w:semiHidden="1" w:uiPriority="9" w:unhideWhenUsed="1" w:qFormat="1"/>
@@ -5596,11 +5725,6 @@
     <w:lsdException w:name="List Table 5 Dark Accent 6" w:uiPriority="50"/>
     <w:lsdException w:name="List Table 6 Colorful Accent 6" w:uiPriority="51"/>
     <w:lsdException w:name="List Table 7 Colorful Accent 6" w:uiPriority="52"/>
-    <w:lsdException w:name="Mention" w:semiHidden="1" w:unhideWhenUsed="1"/>
-    <w:lsdException w:name="Smart Hyperlink" w:semiHidden="1" w:unhideWhenUsed="1"/>
-    <w:lsdException w:name="Hashtag" w:semiHidden="1" w:unhideWhenUsed="1"/>
-    <w:lsdException w:name="Unresolved Mention" w:semiHidden="1" w:unhideWhenUsed="1"/>
-    <w:lsdException w:name="Smart Link" w:semiHidden="1" w:unhideWhenUsed="1"/>
   </w:latentStyles>
   <w:style w:type="paragraph" w:default="1" w:styleId="Normal">
     <w:name w:val="Normal"/>
@@ -16609,6 +16733,17 @@
       <w:sz w:val="17"/>
     </w:rPr>
   </w:style>
+  <w:style w:type="character" w:styleId="Hyperlink">
+    <w:name w:val="Hyperlink"/>
+    <w:basedOn w:val="DefaultParagraphFont"/>
+    <w:uiPriority w:val="99"/>
+    <w:unhideWhenUsed/>
+    <w:rsid w:val="00837C5B"/>
+    <w:rPr>
+      <w:color w:val="0000FF" w:themeColor="hyperlink"/>
+      <w:u w:val="single"/>
+    </w:rPr>
+  </w:style>
 </w:styles>
 </file>
 
@@ -16937,7 +17072,7 @@
 </file>
 
 <file path=customXml/itemProps1.xml><?xml version="1.0" encoding="utf-8"?>
-<ds:datastoreItem xmlns:ds="http://schemas.openxmlformats.org/officeDocument/2006/customXml" ds:itemID="{EF278816-EC6F-A645-907D-7F25AECB1D4A}">
+<ds:datastoreItem xmlns:ds="http://schemas.openxmlformats.org/officeDocument/2006/customXml" ds:itemID="{B7F3A414-E2B3-49CB-B22F-DC3C4BB8EBE1}">
   <ds:schemaRefs>
     <ds:schemaRef ds:uri="http://schemas.openxmlformats.org/officeDocument/2006/bibliography"/>
   </ds:schemaRefs>
